--- a/Расчёт_передел_с_Redis.docx
+++ b/Расчёт_передел_с_Redis.docx
@@ -32,43 +32,42 @@
         </w:rPr>
       </w:pPr>
       <w:r>
+        <w:rPr>
+          <w:b/>
+          <w:bCs/>
+        </w:rPr>
+      </w:r>
+    </w:p>
+    <w:p>
+      <w:pPr>
+        <w:pStyle w:val="Normal"/>
+        <w:bidi w:val="0"/>
+        <w:jc w:val="start"/>
         <w:rPr/>
-      </w:r>
-    </w:p>
-    <w:p>
-      <w:pPr>
-        <w:pStyle w:val="Normal"/>
-        <w:bidi w:val="0"/>
-        <w:jc w:val="start"/>
-        <w:rPr/>
-      </w:pPr>
-      <w:r>
-        <w:rPr>
-          <w:b/>
-          <w:bCs/>
-        </w:rPr>
-        <w:t xml:space="preserve">Функционал, перекрывающий отсутствие сохраненного состояния информацией из подключенной базой данных redis-server </w:t>
-      </w:r>
-      <w:r>
-        <w:rPr>
-          <w:b/>
-          <w:bCs/>
-        </w:rPr>
-        <w:t>с дублированием функционала, задуманного ранее</w:t>
-      </w:r>
-    </w:p>
-    <w:p>
-      <w:pPr>
-        <w:pStyle w:val="Normal"/>
-        <w:bidi w:val="0"/>
-        <w:jc w:val="start"/>
-        <w:rPr>
-          <w:b/>
-          <w:bCs/>
-        </w:rPr>
-      </w:pPr>
-      <w:r>
-        <w:rPr/>
+      </w:pPr>
+      <w:r>
+        <w:rPr>
+          <w:b/>
+          <w:bCs/>
+        </w:rPr>
+        <w:t>Функционал, перекрывающий отсутствие сохраненного состояния информацией из подключенной базой данных redis-server с дублированием функционала, задуманного ранее</w:t>
+      </w:r>
+    </w:p>
+    <w:p>
+      <w:pPr>
+        <w:pStyle w:val="Normal"/>
+        <w:bidi w:val="0"/>
+        <w:jc w:val="start"/>
+        <w:rPr>
+          <w:b/>
+          <w:bCs/>
+        </w:rPr>
+      </w:pPr>
+      <w:r>
+        <w:rPr>
+          <w:b/>
+          <w:bCs/>
+        </w:rPr>
       </w:r>
     </w:p>
     <w:p>
@@ -102,15 +101,7 @@
           <w:bCs/>
           <w:shd w:fill="FFFF00" w:val="clear"/>
         </w:rPr>
-        <w:t>Т</w:t>
-      </w:r>
-      <w:r>
-        <w:rPr>
-          <w:b/>
-          <w:bCs/>
-          <w:shd w:fill="FFFF00" w:val="clear"/>
-        </w:rPr>
-        <w:t>иповой функционал — 500 р., количество повторений — 2 (Итого 1000 р)</w:t>
+        <w:t>Типовой функционал — 500 р., количество повторений — 2 (Итого 1000 р)</w:t>
       </w:r>
     </w:p>
     <w:p>
@@ -141,29 +132,29 @@
           <w:sz w:val="28"/>
           <w:szCs w:val="28"/>
         </w:rPr>
-        <w:t xml:space="preserve">Новый сотрудник,  - </w:t>
-      </w:r>
-      <w:r>
-        <w:rPr>
-          <w:rFonts w:eastAsia="Times New Roman" w:cs="Times New Roman" w:ascii="Times New Roman" w:hAnsi="Times New Roman"/>
+        <w:t>Новый сотрудник,  - 500 р.</w:t>
+      </w:r>
+    </w:p>
+    <w:p>
+      <w:pPr>
+        <w:pStyle w:val="Normal"/>
+        <w:bidi w:val="0"/>
+        <w:jc w:val="start"/>
+        <w:rPr>
           <w:b w:val="false"/>
           <w:bCs w:val="false"/>
-          <w:sz w:val="28"/>
-          <w:szCs w:val="28"/>
-        </w:rPr>
-        <w:t>500 р.</w:t>
-      </w:r>
-    </w:p>
-    <w:p>
-      <w:pPr>
-        <w:pStyle w:val="Normal"/>
-        <w:bidi w:val="0"/>
-        <w:jc w:val="start"/>
-        <w:rPr>
+        </w:rPr>
+      </w:pPr>
+      <w:r>
+        <w:rPr>
+          <w:rFonts w:eastAsia="Times New Roman" w:cs="Times New Roman" w:ascii="Times New Roman" w:hAnsi="Times New Roman"/>
           <w:b w:val="false"/>
           <w:bCs w:val="false"/>
-        </w:rPr>
-      </w:pPr>
+          <w:sz w:val="28"/>
+          <w:szCs w:val="28"/>
+        </w:rPr>
+        <w:t xml:space="preserve">📈 </w:t>
+      </w:r>
       <w:r>
         <w:rPr>
           <w:rFonts w:eastAsia="Times New Roman" w:cs="Times New Roman" w:ascii="Times New Roman" w:hAnsi="Times New Roman"/>
@@ -172,44 +163,25 @@
           <w:sz w:val="28"/>
           <w:szCs w:val="28"/>
         </w:rPr>
-        <w:t xml:space="preserve">📈 </w:t>
-      </w:r>
-      <w:r>
-        <w:rPr>
-          <w:rFonts w:eastAsia="Times New Roman" w:cs="Times New Roman" w:ascii="Times New Roman" w:hAnsi="Times New Roman"/>
-          <w:b w:val="false"/>
-          <w:bCs w:val="false"/>
-          <w:sz w:val="28"/>
-          <w:szCs w:val="28"/>
-        </w:rPr>
-        <w:t xml:space="preserve">Повышение квалификации — </w:t>
-      </w:r>
-      <w:r>
-        <w:rPr>
-          <w:rFonts w:eastAsia="Times New Roman" w:cs="Times New Roman" w:ascii="Times New Roman" w:hAnsi="Times New Roman"/>
-          <w:b w:val="false"/>
-          <w:bCs w:val="false"/>
-          <w:sz w:val="28"/>
-          <w:szCs w:val="28"/>
-        </w:rPr>
-        <w:t>500 р.</w:t>
-      </w:r>
-    </w:p>
-    <w:p>
-      <w:pPr>
-        <w:pStyle w:val="Normal"/>
-        <w:bidi w:val="0"/>
-        <w:jc w:val="start"/>
-        <w:rPr>
-          <w:rFonts w:ascii="Times New Roman" w:hAnsi="Times New Roman" w:eastAsia="Times New Roman" w:cs="Times New Roman"/>
-          <w:sz w:val="28"/>
-          <w:szCs w:val="28"/>
-        </w:rPr>
-      </w:pPr>
-      <w:r>
-        <w:rPr>
-          <w:b w:val="false"/>
-          <w:bCs w:val="false"/>
+        <w:t>Повышение квалификации — 500 р.</w:t>
+      </w:r>
+    </w:p>
+    <w:p>
+      <w:pPr>
+        <w:pStyle w:val="Normal"/>
+        <w:bidi w:val="0"/>
+        <w:jc w:val="start"/>
+        <w:rPr>
+          <w:rFonts w:ascii="Times New Roman" w:hAnsi="Times New Roman" w:eastAsia="Times New Roman" w:cs="Times New Roman"/>
+          <w:sz w:val="28"/>
+          <w:szCs w:val="28"/>
+        </w:rPr>
+      </w:pPr>
+      <w:r>
+        <w:rPr>
+          <w:rFonts w:eastAsia="Times New Roman" w:cs="Times New Roman" w:ascii="Times New Roman" w:hAnsi="Times New Roman"/>
+          <w:sz w:val="28"/>
+          <w:szCs w:val="28"/>
         </w:rPr>
       </w:r>
     </w:p>
@@ -249,31 +221,7 @@
           <w:bCs/>
           <w:shd w:fill="FFFF00" w:val="clear"/>
         </w:rPr>
-        <w:t xml:space="preserve">Типовой функционал — </w:t>
-      </w:r>
-      <w:r>
-        <w:rPr>
-          <w:b/>
-          <w:bCs/>
-          <w:shd w:fill="FFFF00" w:val="clear"/>
-        </w:rPr>
-        <w:t>10</w:t>
-      </w:r>
-      <w:r>
-        <w:rPr>
-          <w:b/>
-          <w:bCs/>
-          <w:shd w:fill="FFFF00" w:val="clear"/>
-        </w:rPr>
-        <w:t xml:space="preserve">00 р, количество повторений </w:t>
-      </w:r>
-      <w:r>
-        <w:rPr>
-          <w:b/>
-          <w:bCs/>
-          <w:shd w:fill="FFFF00" w:val="clear"/>
-        </w:rPr>
-        <w:t>(2 повторения — для имеющихся разработанных разделов и для разрабатываемых) (Итого 2000 р)</w:t>
+        <w:t>Типовой функционал — 1000 р, количество повторений (2 повторения — для имеющихся разработанных разделов и для разрабатываемых) (Итого 2000 р)</w:t>
       </w:r>
     </w:p>
     <w:p>
@@ -535,33 +483,37 @@
         </w:rPr>
       </w:pPr>
       <w:r>
+        <w:rPr>
+          <w:rFonts w:eastAsia="Times New Roman" w:cs="Times New Roman" w:ascii="Times New Roman" w:hAnsi="Times New Roman"/>
+          <w:sz w:val="28"/>
+          <w:szCs w:val="28"/>
+        </w:rPr>
+      </w:r>
+    </w:p>
+    <w:p>
+      <w:pPr>
+        <w:pStyle w:val="Normal"/>
+        <w:bidi w:val="0"/>
+        <w:jc w:val="start"/>
+        <w:rPr>
+          <w:b/>
+          <w:bCs/>
+        </w:rPr>
+      </w:pPr>
+      <w:r>
+        <w:rPr>
+          <w:b/>
+          <w:bCs/>
+        </w:rPr>
+        <w:t>3. Клавиатура при выборе не реализованной ветки:</w:t>
+      </w:r>
+    </w:p>
+    <w:p>
+      <w:pPr>
+        <w:pStyle w:val="Normal"/>
+        <w:bidi w:val="0"/>
+        <w:jc w:val="start"/>
         <w:rPr/>
-      </w:r>
-    </w:p>
-    <w:p>
-      <w:pPr>
-        <w:pStyle w:val="Normal"/>
-        <w:bidi w:val="0"/>
-        <w:jc w:val="start"/>
-        <w:rPr>
-          <w:b/>
-          <w:bCs/>
-        </w:rPr>
-      </w:pPr>
-      <w:r>
-        <w:rPr>
-          <w:b/>
-          <w:bCs/>
-        </w:rPr>
-        <w:t>3. Клавиатура при выборе не реализованной ветки:</w:t>
-      </w:r>
-    </w:p>
-    <w:p>
-      <w:pPr>
-        <w:pStyle w:val="Normal"/>
-        <w:bidi w:val="0"/>
-        <w:jc w:val="start"/>
-        <w:rPr/>
       </w:pPr>
       <w:r>
         <w:rPr>
@@ -569,15 +521,7 @@
           <w:bCs/>
           <w:shd w:fill="FFFF00" w:val="clear"/>
         </w:rPr>
-        <w:t>Т</w:t>
-      </w:r>
-      <w:r>
-        <w:rPr>
-          <w:b/>
-          <w:bCs/>
-          <w:shd w:fill="FFFF00" w:val="clear"/>
-        </w:rPr>
-        <w:t>иповой функционал — 500 р., количество повторений — 2 (Итого 1000 р)</w:t>
+        <w:t>Типовой функционал — 500 р., количество повторений — 2 (Итого 1000 р)</w:t>
       </w:r>
       <w:r>
         <w:rPr/>
@@ -644,39 +588,29 @@
         </w:rPr>
       </w:pPr>
       <w:r>
-        <w:rPr/>
-      </w:r>
-    </w:p>
-    <w:p>
-      <w:pPr>
-        <w:pStyle w:val="Normal"/>
-        <w:bidi w:val="0"/>
-        <w:jc w:val="start"/>
-        <w:rPr>
-          <w:b/>
-          <w:bCs/>
-        </w:rPr>
-      </w:pPr>
-      <w:r>
-        <w:rPr>
-          <w:b/>
-          <w:bCs/>
-        </w:rPr>
-        <w:t xml:space="preserve">4. </w:t>
-      </w:r>
-      <w:r>
-        <w:rPr>
-          <w:b/>
-          <w:bCs/>
-        </w:rPr>
-        <w:t xml:space="preserve">Реализация кнопок основной клавиатуры </w:t>
-      </w:r>
-      <w:r>
-        <w:rPr>
-          <w:b/>
-          <w:bCs/>
-        </w:rPr>
-        <w:t>:</w:t>
+        <w:rPr>
+          <w:rFonts w:eastAsia="Times New Roman" w:cs="Times New Roman" w:ascii="Times New Roman" w:hAnsi="Times New Roman"/>
+          <w:sz w:val="28"/>
+          <w:szCs w:val="28"/>
+        </w:rPr>
+      </w:r>
+    </w:p>
+    <w:p>
+      <w:pPr>
+        <w:pStyle w:val="Normal"/>
+        <w:bidi w:val="0"/>
+        <w:jc w:val="start"/>
+        <w:rPr>
+          <w:b/>
+          <w:bCs/>
+        </w:rPr>
+      </w:pPr>
+      <w:r>
+        <w:rPr>
+          <w:b/>
+          <w:bCs/>
+        </w:rPr>
+        <w:t>4. Реализация кнопок основной клавиатуры :</w:t>
       </w:r>
     </w:p>
     <w:p>
@@ -743,15 +677,7 @@
           <w:sz w:val="28"/>
           <w:szCs w:val="28"/>
         </w:rPr>
-        <w:t xml:space="preserve">- </w:t>
-      </w:r>
-      <w:r>
-        <w:rPr>
-          <w:rFonts w:eastAsia="Times New Roman" w:cs="Times New Roman" w:ascii="Times New Roman" w:hAnsi="Times New Roman"/>
-          <w:sz w:val="28"/>
-          <w:szCs w:val="28"/>
-        </w:rPr>
-        <w:t>для Нового сотрудника (ветка ЮРИСТ)</w:t>
+        <w:t>- для Нового сотрудника (ветка ЮРИСТ)</w:t>
       </w:r>
     </w:p>
     <w:p>
@@ -803,7 +729,11 @@
         </w:rPr>
       </w:pPr>
       <w:r>
-        <w:rPr/>
+        <w:rPr>
+          <w:rFonts w:eastAsia="Times New Roman" w:cs="Times New Roman" w:ascii="Times New Roman" w:hAnsi="Times New Roman"/>
+          <w:sz w:val="28"/>
+          <w:szCs w:val="28"/>
+        </w:rPr>
       </w:r>
     </w:p>
     <w:p>
@@ -842,39 +772,7 @@
           <w:bCs/>
           <w:shd w:fill="FFFF00" w:val="clear"/>
         </w:rPr>
-        <w:t xml:space="preserve">Типовой функционал — 500 р., количество повторений — </w:t>
-      </w:r>
-      <w:r>
-        <w:rPr>
-          <w:b/>
-          <w:bCs/>
-          <w:shd w:fill="FFFF00" w:val="clear"/>
-        </w:rPr>
-        <w:t>6 (с учётом 2-х кнопок)</w:t>
-      </w:r>
-      <w:r>
-        <w:rPr>
-          <w:b/>
-          <w:bCs/>
-          <w:shd w:fill="FFFF00" w:val="clear"/>
-        </w:rPr>
-        <w:t xml:space="preserve"> (Итого </w:t>
-      </w:r>
-      <w:r>
-        <w:rPr>
-          <w:b/>
-          <w:bCs/>
-          <w:shd w:fill="FFFF00" w:val="clear"/>
-        </w:rPr>
-        <w:t>3000</w:t>
-      </w:r>
-      <w:r>
-        <w:rPr>
-          <w:b/>
-          <w:bCs/>
-          <w:shd w:fill="FFFF00" w:val="clear"/>
-        </w:rPr>
-        <w:t xml:space="preserve"> р) </w:t>
+        <w:t xml:space="preserve">Типовой функционал — 500 р., количество повторений — 6 (с учётом 2-х кнопок) (Итого 3000 р) </w:t>
       </w:r>
     </w:p>
     <w:p>
@@ -969,15 +867,7 @@
           <w:sz w:val="28"/>
           <w:szCs w:val="28"/>
         </w:rPr>
-        <w:t xml:space="preserve">- </w:t>
-      </w:r>
-      <w:r>
-        <w:rPr>
-          <w:rFonts w:eastAsia="Times New Roman" w:cs="Times New Roman" w:ascii="Times New Roman" w:hAnsi="Times New Roman"/>
-          <w:sz w:val="28"/>
-          <w:szCs w:val="28"/>
-        </w:rPr>
-        <w:t>для Нового сотрудника (ветка ЮРИСТ)</w:t>
+        <w:t>- для Нового сотрудника (ветка ЮРИСТ)</w:t>
       </w:r>
     </w:p>
     <w:p>
@@ -1030,7 +920,13 @@
         </w:rPr>
       </w:pPr>
       <w:r>
-        <w:rPr/>
+        <w:rPr>
+          <w:rFonts w:eastAsia="Times New Roman" w:cs="Times New Roman" w:ascii="Times New Roman" w:hAnsi="Times New Roman"/>
+          <w:b/>
+          <w:bCs/>
+          <w:sz w:val="28"/>
+          <w:szCs w:val="28"/>
+        </w:rPr>
       </w:r>
     </w:p>
     <w:p>
@@ -1069,39 +965,7 @@
           <w:bCs/>
           <w:shd w:fill="FFFF00" w:val="clear"/>
         </w:rPr>
-        <w:t xml:space="preserve">Типовой функционал — 500 р., количество повторений — </w:t>
-      </w:r>
-      <w:r>
-        <w:rPr>
-          <w:b/>
-          <w:bCs/>
-          <w:shd w:fill="FFFF00" w:val="clear"/>
-        </w:rPr>
-        <w:t>3</w:t>
-      </w:r>
-      <w:r>
-        <w:rPr>
-          <w:b/>
-          <w:bCs/>
-          <w:shd w:fill="FFFF00" w:val="clear"/>
-        </w:rPr>
-        <w:t xml:space="preserve"> (Итого 1</w:t>
-      </w:r>
-      <w:r>
-        <w:rPr>
-          <w:b/>
-          <w:bCs/>
-          <w:shd w:fill="FFFF00" w:val="clear"/>
-        </w:rPr>
-        <w:t>5</w:t>
-      </w:r>
-      <w:r>
-        <w:rPr>
-          <w:b/>
-          <w:bCs/>
-          <w:shd w:fill="FFFF00" w:val="clear"/>
-        </w:rPr>
-        <w:t xml:space="preserve">00 р) </w:t>
+        <w:t xml:space="preserve">Типовой функционал — 500 р., количество повторений — 3 (Итого 1500 р) </w:t>
       </w:r>
     </w:p>
     <w:p>
@@ -1219,7 +1083,11 @@
         </w:rPr>
       </w:pPr>
       <w:r>
-        <w:rPr/>
+        <w:rPr>
+          <w:rFonts w:eastAsia="Times New Roman" w:cs="Times New Roman" w:ascii="Times New Roman" w:hAnsi="Times New Roman"/>
+          <w:sz w:val="28"/>
+          <w:szCs w:val="28"/>
+        </w:rPr>
       </w:r>
     </w:p>
     <w:p>
@@ -1258,39 +1126,7 @@
           <w:bCs/>
           <w:shd w:fill="FFFF00" w:val="clear"/>
         </w:rPr>
-        <w:t xml:space="preserve">Типовой функционал — 500 р., количество повторений — </w:t>
-      </w:r>
-      <w:r>
-        <w:rPr>
-          <w:b/>
-          <w:bCs/>
-          <w:shd w:fill="FFFF00" w:val="clear"/>
-        </w:rPr>
-        <w:t>9 (с учётом 3-х кнопок)</w:t>
-      </w:r>
-      <w:r>
-        <w:rPr>
-          <w:b/>
-          <w:bCs/>
-          <w:shd w:fill="FFFF00" w:val="clear"/>
-        </w:rPr>
-        <w:t xml:space="preserve"> (Итого </w:t>
-      </w:r>
-      <w:r>
-        <w:rPr>
-          <w:b/>
-          <w:bCs/>
-          <w:shd w:fill="FFFF00" w:val="clear"/>
-        </w:rPr>
-        <w:t>4</w:t>
-      </w:r>
-      <w:r>
-        <w:rPr>
-          <w:b/>
-          <w:bCs/>
-          <w:shd w:fill="FFFF00" w:val="clear"/>
-        </w:rPr>
-        <w:t xml:space="preserve">500 р) </w:t>
+        <w:t xml:space="preserve">Типовой функционал — 500 р., количество повторений — 9 (с учётом 3-х кнопок) (Итого 4500 р) </w:t>
       </w:r>
     </w:p>
     <w:p>
@@ -1402,15 +1238,7 @@
           <w:sz w:val="28"/>
           <w:szCs w:val="28"/>
         </w:rPr>
-        <w:t xml:space="preserve">- </w:t>
-      </w:r>
-      <w:r>
-        <w:rPr>
-          <w:rFonts w:eastAsia="Times New Roman" w:cs="Times New Roman" w:ascii="Times New Roman" w:hAnsi="Times New Roman"/>
-          <w:sz w:val="28"/>
-          <w:szCs w:val="28"/>
-        </w:rPr>
-        <w:t>ветка ЮРИСТ</w:t>
+        <w:t>- ветка ЮРИСТ</w:t>
       </w:r>
     </w:p>
     <w:p>
@@ -1474,46 +1302,29 @@
         </w:rPr>
       </w:pPr>
       <w:r>
-        <w:rPr/>
-      </w:r>
-    </w:p>
-    <w:p>
-      <w:pPr>
-        <w:pStyle w:val="Normal"/>
-        <w:bidi w:val="0"/>
-        <w:jc w:val="start"/>
-        <w:rPr>
-          <w:b/>
-          <w:bCs/>
-        </w:rPr>
-      </w:pPr>
-      <w:r>
-        <w:rPr>
-          <w:b/>
-          <w:bCs/>
-        </w:rPr>
-        <w:t>7</w:t>
-      </w:r>
-      <w:r>
-        <w:rPr>
-          <w:b/>
-          <w:bCs/>
-        </w:rPr>
-        <w:t>.Реализация кноп</w:t>
-      </w:r>
-      <w:r>
-        <w:rPr>
-          <w:b/>
-          <w:bCs/>
-        </w:rPr>
-        <w:t>ки</w:t>
-      </w:r>
-      <w:r>
-        <w:rPr>
-          <w:b/>
-          <w:bCs/>
-        </w:rPr>
-        <w:t>:</w:t>
+        <w:rPr>
+          <w:rFonts w:eastAsia="Times New Roman" w:cs="Times New Roman" w:ascii="Times New Roman" w:hAnsi="Times New Roman"/>
+          <w:sz w:val="28"/>
+          <w:szCs w:val="28"/>
+        </w:rPr>
+      </w:r>
+    </w:p>
+    <w:p>
+      <w:pPr>
+        <w:pStyle w:val="Normal"/>
+        <w:bidi w:val="0"/>
+        <w:jc w:val="start"/>
+        <w:rPr>
+          <w:b/>
+          <w:bCs/>
+        </w:rPr>
+      </w:pPr>
+      <w:r>
+        <w:rPr>
+          <w:b/>
+          <w:bCs/>
+        </w:rPr>
+        <w:t>7.Реализация кнопки:</w:t>
       </w:r>
     </w:p>
     <w:p>
@@ -1584,15 +1395,7 @@
           <w:sz w:val="28"/>
           <w:szCs w:val="28"/>
         </w:rPr>
-        <w:t xml:space="preserve">- </w:t>
-      </w:r>
-      <w:r>
-        <w:rPr>
-          <w:rFonts w:eastAsia="Times New Roman" w:cs="Times New Roman" w:ascii="Times New Roman" w:hAnsi="Times New Roman"/>
-          <w:sz w:val="28"/>
-          <w:szCs w:val="28"/>
-        </w:rPr>
-        <w:t>ветка ЮРИСТ</w:t>
+        <w:t>- ветка ЮРИСТ</w:t>
       </w:r>
     </w:p>
     <w:p>
@@ -1656,46 +1459,29 @@
         </w:rPr>
       </w:pPr>
       <w:r>
-        <w:rPr/>
-      </w:r>
-    </w:p>
-    <w:p>
-      <w:pPr>
-        <w:pStyle w:val="Normal"/>
-        <w:bidi w:val="0"/>
-        <w:jc w:val="start"/>
-        <w:rPr>
-          <w:b/>
-          <w:bCs/>
-        </w:rPr>
-      </w:pPr>
-      <w:r>
-        <w:rPr>
-          <w:b/>
-          <w:bCs/>
-        </w:rPr>
-        <w:t>7</w:t>
-      </w:r>
-      <w:r>
-        <w:rPr>
-          <w:b/>
-          <w:bCs/>
-        </w:rPr>
-        <w:t xml:space="preserve">.Реализация кнопок </w:t>
-      </w:r>
-      <w:r>
-        <w:rPr>
-          <w:b/>
-          <w:bCs/>
-        </w:rPr>
-        <w:t>перехода в главное меню</w:t>
-      </w:r>
-      <w:r>
-        <w:rPr>
-          <w:b/>
-          <w:bCs/>
-        </w:rPr>
-        <w:t>:</w:t>
+        <w:rPr>
+          <w:rFonts w:eastAsia="Times New Roman" w:cs="Times New Roman" w:ascii="Times New Roman" w:hAnsi="Times New Roman"/>
+          <w:sz w:val="28"/>
+          <w:szCs w:val="28"/>
+        </w:rPr>
+      </w:r>
+    </w:p>
+    <w:p>
+      <w:pPr>
+        <w:pStyle w:val="Normal"/>
+        <w:bidi w:val="0"/>
+        <w:jc w:val="start"/>
+        <w:rPr>
+          <w:b/>
+          <w:bCs/>
+        </w:rPr>
+      </w:pPr>
+      <w:r>
+        <w:rPr>
+          <w:b/>
+          <w:bCs/>
+        </w:rPr>
+        <w:t>7.Реализация кнопок перехода в главное меню:</w:t>
       </w:r>
     </w:p>
     <w:p>
@@ -1716,23 +1502,7 @@
           <w:bCs/>
           <w:shd w:fill="FFFF00" w:val="clear"/>
         </w:rPr>
-        <w:t xml:space="preserve">Типовой функционал — 200 р., количество повторений — 19 (Итого </w:t>
-      </w:r>
-      <w:r>
-        <w:rPr>
-          <w:b/>
-          <w:bCs/>
-          <w:shd w:fill="FFFF00" w:val="clear"/>
-        </w:rPr>
-        <w:t>3800</w:t>
-      </w:r>
-      <w:r>
-        <w:rPr>
-          <w:b/>
-          <w:bCs/>
-          <w:shd w:fill="FFFF00" w:val="clear"/>
-        </w:rPr>
-        <w:t xml:space="preserve"> р) </w:t>
+        <w:t xml:space="preserve">Типовой функционал — 200 р., количество повторений — 19 (Итого 3800 р) </w:t>
       </w:r>
     </w:p>
     <w:p>
@@ -1771,33 +1541,29 @@
         </w:rPr>
       </w:pPr>
       <w:r>
-        <w:rPr/>
-      </w:r>
-    </w:p>
-    <w:p>
-      <w:pPr>
-        <w:pStyle w:val="normal1"/>
-        <w:rPr>
-          <w:rFonts w:ascii="Times New Roman" w:hAnsi="Times New Roman" w:eastAsia="Times New Roman" w:cs="Times New Roman"/>
-          <w:sz w:val="28"/>
-          <w:szCs w:val="28"/>
-        </w:rPr>
-      </w:pPr>
-      <w:r>
-        <w:rPr>
-          <w:rFonts w:eastAsia="Times New Roman" w:cs="Times New Roman" w:ascii="Times New Roman" w:hAnsi="Times New Roman"/>
-          <w:sz w:val="28"/>
-          <w:szCs w:val="28"/>
-        </w:rPr>
-        <w:t xml:space="preserve">3 </w:t>
-      </w:r>
-      <w:r>
-        <w:rPr>
-          <w:rFonts w:eastAsia="Times New Roman" w:cs="Times New Roman" w:ascii="Times New Roman" w:hAnsi="Times New Roman"/>
-          <w:sz w:val="28"/>
-          <w:szCs w:val="28"/>
-        </w:rPr>
-        <w:t xml:space="preserve">раза в составе клавиатуры </w:t>
+        <w:rPr>
+          <w:rFonts w:eastAsia="Times New Roman" w:cs="Times New Roman" w:ascii="Times New Roman" w:hAnsi="Times New Roman"/>
+          <w:sz w:val="28"/>
+          <w:szCs w:val="28"/>
+        </w:rPr>
+      </w:r>
+    </w:p>
+    <w:p>
+      <w:pPr>
+        <w:pStyle w:val="normal1"/>
+        <w:rPr>
+          <w:rFonts w:ascii="Times New Roman" w:hAnsi="Times New Roman" w:eastAsia="Times New Roman" w:cs="Times New Roman"/>
+          <w:sz w:val="28"/>
+          <w:szCs w:val="28"/>
+        </w:rPr>
+      </w:pPr>
+      <w:r>
+        <w:rPr>
+          <w:rFonts w:eastAsia="Times New Roman" w:cs="Times New Roman" w:ascii="Times New Roman" w:hAnsi="Times New Roman"/>
+          <w:sz w:val="28"/>
+          <w:szCs w:val="28"/>
+        </w:rPr>
+        <w:t xml:space="preserve">3 раза в составе клавиатуры </w:t>
       </w:r>
       <w:r>
         <w:rPr>
@@ -1842,31 +1608,7 @@
           <w:szCs w:val="28"/>
           <w:shd w:fill="FFFFFF" w:val="clear"/>
         </w:rPr>
-        <w:t xml:space="preserve"> </w:t>
-      </w:r>
-      <w:r>
-        <w:rPr>
-          <w:rFonts w:eastAsia="Times New Roman" w:cs="Times New Roman" w:ascii="Times New Roman" w:hAnsi="Times New Roman"/>
-          <w:b/>
-          <w:bCs/>
-          <w:color w:val="3CB371"/>
-          <w:sz w:val="28"/>
-          <w:szCs w:val="28"/>
-          <w:shd w:fill="FFFFFF" w:val="clear"/>
-        </w:rPr>
-        <w:t>education</w:t>
-      </w:r>
-      <w:r>
-        <w:rPr>
-          <w:rFonts w:eastAsia="Times New Roman" w:cs="Times New Roman" w:ascii="Times New Roman" w:hAnsi="Times New Roman"/>
-          <w:b/>
-          <w:bCs/>
-          <w:color w:val="3CB371"/>
-          <w:sz w:val="28"/>
-          <w:szCs w:val="28"/>
-          <w:shd w:fill="FFFFFF" w:val="clear"/>
-        </w:rPr>
-        <w:t>_kb</w:t>
+        <w:t xml:space="preserve"> education_kb</w:t>
       </w:r>
     </w:p>
     <w:p>
@@ -1899,31 +1641,7 @@
           <w:szCs w:val="28"/>
           <w:shd w:fill="FFFFFF" w:val="clear"/>
         </w:rPr>
-        <w:t xml:space="preserve"> </w:t>
-      </w:r>
-      <w:r>
-        <w:rPr>
-          <w:rFonts w:eastAsia="Times New Roman" w:cs="Times New Roman" w:ascii="Times New Roman" w:hAnsi="Times New Roman"/>
-          <w:b/>
-          <w:bCs/>
-          <w:color w:val="3CB371"/>
-          <w:sz w:val="28"/>
-          <w:szCs w:val="28"/>
-          <w:shd w:fill="FFFFFF" w:val="clear"/>
-        </w:rPr>
-        <w:t>next_to_</w:t>
-      </w:r>
-      <w:r>
-        <w:rPr>
-          <w:rFonts w:eastAsia="Times New Roman" w:cs="Times New Roman" w:ascii="Times New Roman" w:hAnsi="Times New Roman"/>
-          <w:b/>
-          <w:bCs/>
-          <w:color w:val="3CB371"/>
-          <w:sz w:val="28"/>
-          <w:szCs w:val="28"/>
-          <w:shd w:fill="FFFFFF" w:val="clear"/>
-        </w:rPr>
-        <w:t>education_kb</w:t>
+        <w:t xml:space="preserve"> next_to_education_kb</w:t>
       </w:r>
     </w:p>
     <w:p>
@@ -1969,110 +1687,128 @@
         </w:rPr>
       </w:pPr>
       <w:r>
+        <w:rPr>
+          <w:rFonts w:eastAsia="Times New Roman" w:cs="Times New Roman" w:ascii="Times New Roman" w:hAnsi="Times New Roman"/>
+          <w:sz w:val="28"/>
+          <w:szCs w:val="28"/>
+        </w:rPr>
+      </w:r>
+    </w:p>
+    <w:p>
+      <w:pPr>
+        <w:pStyle w:val="Normal"/>
+        <w:bidi w:val="0"/>
+        <w:jc w:val="start"/>
+        <w:rPr>
+          <w:rFonts w:ascii="Times New Roman" w:hAnsi="Times New Roman" w:eastAsia="Times New Roman" w:cs="Times New Roman"/>
+          <w:sz w:val="28"/>
+          <w:szCs w:val="28"/>
+        </w:rPr>
+      </w:pPr>
+      <w:r>
+        <w:rPr>
+          <w:rFonts w:eastAsia="Times New Roman" w:cs="Times New Roman" w:ascii="Times New Roman" w:hAnsi="Times New Roman"/>
+          <w:sz w:val="28"/>
+          <w:szCs w:val="28"/>
+        </w:rPr>
+      </w:r>
+    </w:p>
+    <w:p>
+      <w:pPr>
+        <w:pStyle w:val="normal1"/>
+        <w:rPr>
+          <w:rFonts w:ascii="Times New Roman" w:hAnsi="Times New Roman" w:eastAsia="Times New Roman" w:cs="Times New Roman"/>
+          <w:sz w:val="28"/>
+          <w:szCs w:val="28"/>
+        </w:rPr>
+      </w:pPr>
+      <w:r>
+        <w:rPr>
+          <w:rFonts w:eastAsia="Times New Roman" w:cs="Times New Roman" w:ascii="Times New Roman" w:hAnsi="Times New Roman"/>
+          <w:sz w:val="28"/>
+          <w:szCs w:val="28"/>
+        </w:rPr>
+      </w:r>
+    </w:p>
+    <w:p>
+      <w:pPr>
+        <w:pStyle w:val="normal1"/>
+        <w:rPr>
+          <w:rFonts w:ascii="Times New Roman" w:hAnsi="Times New Roman" w:eastAsia="Times New Roman" w:cs="Times New Roman"/>
+          <w:sz w:val="28"/>
+          <w:szCs w:val="28"/>
+        </w:rPr>
+      </w:pPr>
+      <w:r>
+        <w:rPr>
+          <w:rFonts w:eastAsia="Times New Roman" w:cs="Times New Roman" w:ascii="Times New Roman" w:hAnsi="Times New Roman"/>
+          <w:sz w:val="28"/>
+          <w:szCs w:val="28"/>
+        </w:rPr>
+      </w:r>
+    </w:p>
+    <w:p>
+      <w:pPr>
+        <w:pStyle w:val="Normal"/>
+        <w:bidi w:val="0"/>
+        <w:jc w:val="start"/>
         <w:rPr/>
-      </w:r>
-    </w:p>
-    <w:p>
-      <w:pPr>
-        <w:pStyle w:val="Normal"/>
-        <w:bidi w:val="0"/>
-        <w:jc w:val="start"/>
-        <w:rPr>
-          <w:rFonts w:ascii="Times New Roman" w:hAnsi="Times New Roman" w:eastAsia="Times New Roman" w:cs="Times New Roman"/>
-          <w:sz w:val="28"/>
-          <w:szCs w:val="28"/>
-        </w:rPr>
-      </w:pPr>
-      <w:r>
-        <w:rPr/>
-      </w:r>
-    </w:p>
-    <w:p>
-      <w:pPr>
-        <w:pStyle w:val="normal1"/>
-        <w:rPr>
-          <w:rFonts w:ascii="Times New Roman" w:hAnsi="Times New Roman" w:eastAsia="Times New Roman" w:cs="Times New Roman"/>
-          <w:sz w:val="28"/>
-          <w:szCs w:val="28"/>
-        </w:rPr>
-      </w:pPr>
-      <w:r>
-        <w:rPr/>
-      </w:r>
-    </w:p>
-    <w:p>
-      <w:pPr>
-        <w:pStyle w:val="normal1"/>
-        <w:rPr>
-          <w:rFonts w:ascii="Times New Roman" w:hAnsi="Times New Roman" w:eastAsia="Times New Roman" w:cs="Times New Roman"/>
-          <w:sz w:val="28"/>
-          <w:szCs w:val="28"/>
-        </w:rPr>
-      </w:pPr>
-      <w:r>
-        <w:rPr/>
-      </w:r>
-    </w:p>
-    <w:p>
-      <w:pPr>
-        <w:pStyle w:val="Normal"/>
-        <w:bidi w:val="0"/>
-        <w:jc w:val="start"/>
-        <w:rPr/>
-      </w:pPr>
-      <w:r>
-        <w:rPr>
-          <w:rFonts w:eastAsia="Times New Roman" w:cs="Times New Roman" w:ascii="Times New Roman" w:hAnsi="Times New Roman"/>
-          <w:b/>
-          <w:bCs/>
-          <w:sz w:val="28"/>
-          <w:szCs w:val="28"/>
-        </w:rPr>
-        <w:t xml:space="preserve">Функционал, перекрывающий отсутствие сохраненного состояния информацией из подключенной базой данных redis-server </w:t>
-      </w:r>
-      <w:r>
-        <w:rPr>
-          <w:rFonts w:eastAsia="Times New Roman" w:cs="Times New Roman" w:ascii="Times New Roman" w:hAnsi="Times New Roman"/>
-          <w:b/>
-          <w:bCs/>
-          <w:sz w:val="28"/>
-          <w:szCs w:val="28"/>
-        </w:rPr>
-        <w:t>с заменой функционала, задуманного ранее текстом сообщения, информирующего о необходимости перезапуска кнопкой /start</w:t>
-      </w:r>
-    </w:p>
-    <w:p>
-      <w:pPr>
-        <w:pStyle w:val="Normal"/>
-        <w:bidi w:val="0"/>
-        <w:jc w:val="start"/>
-        <w:rPr>
-          <w:rFonts w:ascii="Times New Roman" w:hAnsi="Times New Roman" w:eastAsia="Times New Roman" w:cs="Times New Roman"/>
-          <w:b/>
-          <w:bCs/>
-          <w:sz w:val="28"/>
-          <w:szCs w:val="28"/>
-        </w:rPr>
-      </w:pPr>
-      <w:r>
-        <w:rPr/>
-      </w:r>
-    </w:p>
-    <w:p>
-      <w:pPr>
-        <w:pStyle w:val="Normal"/>
-        <w:bidi w:val="0"/>
-        <w:jc w:val="start"/>
-        <w:rPr>
-          <w:rFonts w:ascii="Times New Roman" w:hAnsi="Times New Roman" w:eastAsia="Times New Roman" w:cs="Times New Roman"/>
-          <w:b/>
-          <w:bCs/>
-          <w:sz w:val="28"/>
-          <w:szCs w:val="28"/>
-        </w:rPr>
-      </w:pPr>
-      <w:r>
-        <w:rPr/>
+      </w:pPr>
+      <w:r>
+        <w:rPr>
+          <w:rFonts w:eastAsia="Times New Roman" w:cs="Times New Roman" w:ascii="Times New Roman" w:hAnsi="Times New Roman"/>
+          <w:b/>
+          <w:bCs/>
+          <w:sz w:val="28"/>
+          <w:szCs w:val="28"/>
+        </w:rPr>
+        <w:t>Функционал, перекрывающий отсутствие сохраненного состояния информацией из подключенной базой данных redis-server с заменой функционала, задуманного ранее текстом сообщения, информирующего о необходимости перезапуска кнопкой /start</w:t>
+      </w:r>
+    </w:p>
+    <w:p>
+      <w:pPr>
+        <w:pStyle w:val="Normal"/>
+        <w:bidi w:val="0"/>
+        <w:jc w:val="start"/>
+        <w:rPr>
+          <w:rFonts w:ascii="Times New Roman" w:hAnsi="Times New Roman" w:eastAsia="Times New Roman" w:cs="Times New Roman"/>
+          <w:b/>
+          <w:bCs/>
+          <w:sz w:val="28"/>
+          <w:szCs w:val="28"/>
+        </w:rPr>
+      </w:pPr>
+      <w:r>
+        <w:rPr>
+          <w:rFonts w:eastAsia="Times New Roman" w:cs="Times New Roman" w:ascii="Times New Roman" w:hAnsi="Times New Roman"/>
+          <w:b/>
+          <w:bCs/>
+          <w:sz w:val="28"/>
+          <w:szCs w:val="28"/>
+        </w:rPr>
+      </w:r>
+    </w:p>
+    <w:p>
+      <w:pPr>
+        <w:pStyle w:val="Normal"/>
+        <w:bidi w:val="0"/>
+        <w:jc w:val="start"/>
+        <w:rPr>
+          <w:rFonts w:ascii="Times New Roman" w:hAnsi="Times New Roman" w:eastAsia="Times New Roman" w:cs="Times New Roman"/>
+          <w:b/>
+          <w:bCs/>
+          <w:sz w:val="28"/>
+          <w:szCs w:val="28"/>
+        </w:rPr>
+      </w:pPr>
+      <w:r>
+        <w:rPr>
+          <w:rFonts w:eastAsia="Times New Roman" w:cs="Times New Roman" w:ascii="Times New Roman" w:hAnsi="Times New Roman"/>
+          <w:b/>
+          <w:bCs/>
+          <w:sz w:val="28"/>
+          <w:szCs w:val="28"/>
+        </w:rPr>
       </w:r>
     </w:p>
     <w:p>
@@ -2123,39 +1859,7 @@
           <w:bCs/>
           <w:shd w:fill="FFFF00" w:val="clear"/>
         </w:rPr>
-        <w:t xml:space="preserve">Типовой функционал — 200 р., количество повторений — </w:t>
-      </w:r>
-      <w:r>
-        <w:rPr>
-          <w:b/>
-          <w:bCs/>
-          <w:shd w:fill="FFFF00" w:val="clear"/>
-        </w:rPr>
-        <w:t>32</w:t>
-      </w:r>
-      <w:r>
-        <w:rPr>
-          <w:b/>
-          <w:bCs/>
-          <w:shd w:fill="FFFF00" w:val="clear"/>
-        </w:rPr>
-        <w:t xml:space="preserve"> (Итого </w:t>
-      </w:r>
-      <w:r>
-        <w:rPr>
-          <w:b/>
-          <w:bCs/>
-          <w:shd w:fill="FFFF00" w:val="clear"/>
-        </w:rPr>
-        <w:t>6400</w:t>
-      </w:r>
-      <w:r>
-        <w:rPr>
-          <w:b/>
-          <w:bCs/>
-          <w:shd w:fill="FFFF00" w:val="clear"/>
-        </w:rPr>
-        <w:t xml:space="preserve"> р) </w:t>
+        <w:t xml:space="preserve">Типовой функционал — 200 р., количество повторений — 32 (Итого 6400 р) </w:t>
       </w:r>
     </w:p>
     <w:p>
@@ -2245,31 +1949,7 @@
           <w:szCs w:val="28"/>
           <w:shd w:fill="FFFFFF" w:val="clear"/>
         </w:rPr>
-        <w:t xml:space="preserve"> </w:t>
-      </w:r>
-      <w:r>
-        <w:rPr>
-          <w:rFonts w:eastAsia="Times New Roman" w:cs="Times New Roman" w:ascii="Times New Roman" w:hAnsi="Times New Roman"/>
-          <w:b/>
-          <w:bCs/>
-          <w:color w:val="3CB371"/>
-          <w:sz w:val="28"/>
-          <w:szCs w:val="28"/>
-          <w:shd w:fill="FFFFFF" w:val="clear"/>
-        </w:rPr>
-        <w:t>next_to_</w:t>
-      </w:r>
-      <w:r>
-        <w:rPr>
-          <w:rFonts w:eastAsia="Times New Roman" w:cs="Times New Roman" w:ascii="Times New Roman" w:hAnsi="Times New Roman"/>
-          <w:b/>
-          <w:bCs/>
-          <w:color w:val="3CB371"/>
-          <w:sz w:val="28"/>
-          <w:szCs w:val="28"/>
-          <w:shd w:fill="FFFFFF" w:val="clear"/>
-        </w:rPr>
-        <w:t>education_kb</w:t>
+        <w:t xml:space="preserve"> next_to_education_kb</w:t>
       </w:r>
     </w:p>
     <w:p>
@@ -2302,19 +1982,7 @@
           <w:szCs w:val="28"/>
           <w:shd w:fill="FFFFFF" w:val="clear"/>
         </w:rPr>
-        <w:t xml:space="preserve"> </w:t>
-      </w:r>
-      <w:r>
-        <w:rPr>
-          <w:rFonts w:eastAsia="Times New Roman" w:cs="Times New Roman" w:ascii="Times New Roman" w:hAnsi="Times New Roman"/>
-          <w:b/>
-          <w:bCs/>
-          <w:color w:val="3CB371"/>
-          <w:sz w:val="28"/>
-          <w:szCs w:val="28"/>
-          <w:shd w:fill="FFFFFF" w:val="clear"/>
-        </w:rPr>
-        <w:t>next_to_educ_to_part_kb</w:t>
+        <w:t xml:space="preserve"> next_to_educ_to_part_kb</w:t>
       </w:r>
     </w:p>
     <w:p>
@@ -2345,20 +2013,28 @@
         </w:rPr>
       </w:pPr>
       <w:r>
-        <w:rPr/>
-      </w:r>
-    </w:p>
-    <w:p>
-      <w:pPr>
-        <w:pStyle w:val="normal1"/>
-        <w:rPr>
-          <w:rFonts w:ascii="Times New Roman" w:hAnsi="Times New Roman" w:eastAsia="Times New Roman" w:cs="Times New Roman"/>
-          <w:sz w:val="28"/>
-          <w:szCs w:val="28"/>
-        </w:rPr>
-      </w:pPr>
-      <w:r>
-        <w:rPr/>
+        <w:rPr>
+          <w:rFonts w:eastAsia="Times New Roman" w:cs="Times New Roman" w:ascii="Times New Roman" w:hAnsi="Times New Roman"/>
+          <w:sz w:val="28"/>
+          <w:szCs w:val="28"/>
+        </w:rPr>
+      </w:r>
+    </w:p>
+    <w:p>
+      <w:pPr>
+        <w:pStyle w:val="normal1"/>
+        <w:rPr>
+          <w:rFonts w:ascii="Times New Roman" w:hAnsi="Times New Roman" w:eastAsia="Times New Roman" w:cs="Times New Roman"/>
+          <w:sz w:val="28"/>
+          <w:szCs w:val="28"/>
+        </w:rPr>
+      </w:pPr>
+      <w:r>
+        <w:rPr>
+          <w:rFonts w:eastAsia="Times New Roman" w:cs="Times New Roman" w:ascii="Times New Roman" w:hAnsi="Times New Roman"/>
+          <w:sz w:val="28"/>
+          <w:szCs w:val="28"/>
+        </w:rPr>
       </w:r>
     </w:p>
     <w:p>
@@ -2470,20 +2146,28 @@
         </w:rPr>
       </w:pPr>
       <w:r>
-        <w:rPr/>
-      </w:r>
-    </w:p>
-    <w:p>
-      <w:pPr>
-        <w:pStyle w:val="normal1"/>
-        <w:rPr>
-          <w:rFonts w:ascii="Times New Roman" w:hAnsi="Times New Roman" w:eastAsia="Times New Roman" w:cs="Times New Roman"/>
-          <w:sz w:val="28"/>
-          <w:szCs w:val="28"/>
-        </w:rPr>
-      </w:pPr>
-      <w:r>
-        <w:rPr/>
+        <w:rPr>
+          <w:rFonts w:eastAsia="Times New Roman" w:cs="Times New Roman" w:ascii="Times New Roman" w:hAnsi="Times New Roman"/>
+          <w:sz w:val="28"/>
+          <w:szCs w:val="28"/>
+        </w:rPr>
+      </w:r>
+    </w:p>
+    <w:p>
+      <w:pPr>
+        <w:pStyle w:val="normal1"/>
+        <w:rPr>
+          <w:rFonts w:ascii="Times New Roman" w:hAnsi="Times New Roman" w:eastAsia="Times New Roman" w:cs="Times New Roman"/>
+          <w:sz w:val="28"/>
+          <w:szCs w:val="28"/>
+        </w:rPr>
+      </w:pPr>
+      <w:r>
+        <w:rPr>
+          <w:rFonts w:eastAsia="Times New Roman" w:cs="Times New Roman" w:ascii="Times New Roman" w:hAnsi="Times New Roman"/>
+          <w:sz w:val="28"/>
+          <w:szCs w:val="28"/>
+        </w:rPr>
       </w:r>
     </w:p>
     <w:p>
@@ -2592,7 +2276,168 @@
         </w:rPr>
       </w:pPr>
       <w:r>
-        <w:rPr/>
+        <w:rPr>
+          <w:rFonts w:eastAsia="Times New Roman" w:cs="Times New Roman" w:ascii="Times New Roman" w:hAnsi="Times New Roman"/>
+          <w:sz w:val="28"/>
+          <w:szCs w:val="28"/>
+        </w:rPr>
+      </w:r>
+    </w:p>
+    <w:p>
+      <w:pPr>
+        <w:pStyle w:val="normal1"/>
+        <w:rPr>
+          <w:rFonts w:ascii="Times New Roman" w:hAnsi="Times New Roman" w:eastAsia="Times New Roman" w:cs="Times New Roman"/>
+          <w:sz w:val="28"/>
+          <w:szCs w:val="28"/>
+        </w:rPr>
+      </w:pPr>
+      <w:r>
+        <w:rPr>
+          <w:rFonts w:eastAsia="Times New Roman" w:cs="Times New Roman" w:ascii="Times New Roman" w:hAnsi="Times New Roman"/>
+          <w:sz w:val="28"/>
+          <w:szCs w:val="28"/>
+        </w:rPr>
+        <w:t xml:space="preserve">Если попробовать реализовать все эти кнопки до полного функционала при отсутствующем курсоре трудно сказать и подробно рассчитать сколько это будет стоить, ну как минимум, каждая кнопка «ПРОДОЛЖИТЬ ОБУЧЕНИЕ» будет восприниматься как самостоятельная кнопка и стоимость ее увеличится с 200 до 500 рублей, с кнопками ПЕРЕЙТИ К ТЕСТИРОВАНИЮ и ТЕСТИРОВАНИЕ думаю по проще будет (опять же доподлинно не известно) ну накинем на них по 100 рублей сверху. Тут не исключены чудеса библиотеки aiomax, нет полной документации как бы хотелось по машине состояний и она кстати динамически меняется, слава Богу пока с обратной поддержкой предыдущей версии. </w:t>
+      </w:r>
+    </w:p>
+    <w:p>
+      <w:pPr>
+        <w:pStyle w:val="normal1"/>
+        <w:rPr>
+          <w:rFonts w:ascii="Times New Roman" w:hAnsi="Times New Roman" w:eastAsia="Times New Roman" w:cs="Times New Roman"/>
+          <w:b/>
+          <w:bCs/>
+          <w:sz w:val="28"/>
+          <w:szCs w:val="28"/>
+          <w:highlight w:val="none"/>
+          <w:shd w:fill="FFFF00" w:val="clear"/>
+        </w:rPr>
+      </w:pPr>
+      <w:r>
+        <w:rPr>
+          <w:rFonts w:eastAsia="Times New Roman" w:cs="Times New Roman" w:ascii="Times New Roman" w:hAnsi="Times New Roman"/>
+          <w:b/>
+          <w:bCs/>
+          <w:sz w:val="28"/>
+          <w:szCs w:val="28"/>
+          <w:shd w:fill="FFFF00" w:val="clear"/>
+        </w:rPr>
+        <w:t>ИТОГО этот блок обойдется:</w:t>
+      </w:r>
+    </w:p>
+    <w:p>
+      <w:pPr>
+        <w:pStyle w:val="normal1"/>
+        <w:rPr>
+          <w:rFonts w:ascii="Times New Roman" w:hAnsi="Times New Roman" w:eastAsia="Times New Roman" w:cs="Times New Roman"/>
+          <w:b/>
+          <w:bCs/>
+          <w:sz w:val="28"/>
+          <w:szCs w:val="28"/>
+          <w:highlight w:val="none"/>
+          <w:shd w:fill="FFFF00" w:val="clear"/>
+        </w:rPr>
+      </w:pPr>
+      <w:r>
+        <w:rPr>
+          <w:rFonts w:eastAsia="Times New Roman" w:cs="Times New Roman" w:ascii="Times New Roman" w:hAnsi="Times New Roman"/>
+          <w:b/>
+          <w:bCs/>
+          <w:sz w:val="28"/>
+          <w:szCs w:val="28"/>
+          <w:shd w:fill="FFFF00" w:val="clear"/>
+        </w:rPr>
+        <w:t xml:space="preserve">32*500 р + 56*300 р = </w:t>
+      </w:r>
+      <w:r>
+        <w:rPr>
+          <w:rFonts w:eastAsia="Times New Roman" w:cs="Times New Roman" w:ascii="Times New Roman" w:hAnsi="Times New Roman"/>
+          <w:b/>
+          <w:bCs/>
+          <w:sz w:val="28"/>
+          <w:szCs w:val="28"/>
+          <w:shd w:fill="FFFF00" w:val="clear"/>
+        </w:rPr>
+        <w:t>16000 р + 16800 р = 32800 р</w:t>
+      </w:r>
+    </w:p>
+    <w:p>
+      <w:pPr>
+        <w:pStyle w:val="normal1"/>
+        <w:rPr>
+          <w:rFonts w:ascii="Times New Roman" w:hAnsi="Times New Roman" w:eastAsia="Times New Roman" w:cs="Times New Roman"/>
+          <w:b/>
+          <w:bCs/>
+          <w:sz w:val="28"/>
+          <w:szCs w:val="28"/>
+        </w:rPr>
+      </w:pPr>
+      <w:r>
+        <w:rPr>
+          <w:rFonts w:eastAsia="Times New Roman" w:cs="Times New Roman" w:ascii="Times New Roman" w:hAnsi="Times New Roman"/>
+          <w:b/>
+          <w:bCs/>
+          <w:sz w:val="28"/>
+          <w:szCs w:val="28"/>
+        </w:rPr>
+        <w:t>ПЛЮС стоимость первого блока  11300 р</w:t>
+      </w:r>
+    </w:p>
+    <w:p>
+      <w:pPr>
+        <w:pStyle w:val="normal1"/>
+        <w:rPr>
+          <w:rFonts w:ascii="Times New Roman" w:hAnsi="Times New Roman" w:eastAsia="Times New Roman" w:cs="Times New Roman"/>
+          <w:b/>
+          <w:bCs/>
+          <w:sz w:val="28"/>
+          <w:szCs w:val="28"/>
+        </w:rPr>
+      </w:pPr>
+      <w:r>
+        <w:rPr>
+          <w:rFonts w:eastAsia="Times New Roman" w:cs="Times New Roman" w:ascii="Times New Roman" w:hAnsi="Times New Roman"/>
+          <w:b/>
+          <w:bCs/>
+          <w:sz w:val="28"/>
+          <w:szCs w:val="28"/>
+        </w:rPr>
+        <w:t>ИТОГО  44100 р (дней 15-20 думаю, может быстрее потому что у меня отпуск начинается с 1 июля и по больше свободного времени будет)</w:t>
+      </w:r>
+    </w:p>
+    <w:p>
+      <w:pPr>
+        <w:pStyle w:val="normal1"/>
+        <w:rPr>
+          <w:rFonts w:ascii="Times New Roman" w:hAnsi="Times New Roman" w:eastAsia="Times New Roman" w:cs="Times New Roman"/>
+          <w:sz w:val="28"/>
+          <w:szCs w:val="28"/>
+        </w:rPr>
+      </w:pPr>
+      <w:r>
+        <w:rPr>
+          <w:rFonts w:eastAsia="Times New Roman" w:cs="Times New Roman" w:ascii="Times New Roman" w:hAnsi="Times New Roman"/>
+          <w:sz w:val="28"/>
+          <w:szCs w:val="28"/>
+        </w:rPr>
+      </w:r>
+    </w:p>
+    <w:p>
+      <w:pPr>
+        <w:pStyle w:val="normal1"/>
+        <w:rPr>
+          <w:rFonts w:ascii="Times New Roman" w:hAnsi="Times New Roman" w:eastAsia="Times New Roman" w:cs="Times New Roman"/>
+          <w:sz w:val="28"/>
+          <w:szCs w:val="28"/>
+        </w:rPr>
+      </w:pPr>
+      <w:r>
+        <w:rPr>
+          <w:rFonts w:eastAsia="Times New Roman" w:cs="Times New Roman" w:ascii="Times New Roman" w:hAnsi="Times New Roman"/>
+          <w:sz w:val="28"/>
+          <w:szCs w:val="28"/>
+        </w:rPr>
       </w:r>
     </w:p>
     <w:p>
@@ -2616,8 +2461,18 @@
           <w:shd w:fill="FFFFFF" w:val="clear"/>
           <w:lang w:val="ru-RU" w:eastAsia="zh-CN" w:bidi="hi-IN"/>
         </w:rPr>
-        <w:t>И</w:t>
-      </w:r>
+        <w:t>Итого: 28900 р.</w:t>
+      </w:r>
+    </w:p>
+    <w:p>
+      <w:pPr>
+        <w:pStyle w:val="normal1"/>
+        <w:rPr>
+          <w:rFonts w:ascii="Times New Roman" w:hAnsi="Times New Roman" w:eastAsia="Times New Roman" w:cs="Times New Roman"/>
+          <w:sz w:val="28"/>
+          <w:szCs w:val="28"/>
+        </w:rPr>
+      </w:pPr>
       <w:r>
         <w:rPr>
           <w:rFonts w:eastAsia="Times New Roman" w:cs="Times New Roman" w:ascii="Times New Roman" w:hAnsi="Times New Roman"/>
@@ -2630,160 +2485,134 @@
           <w:shd w:fill="FFFFFF" w:val="clear"/>
           <w:lang w:val="ru-RU" w:eastAsia="zh-CN" w:bidi="hi-IN"/>
         </w:rPr>
-        <w:t xml:space="preserve">того: </w:t>
-      </w:r>
-      <w:r>
-        <w:rPr>
-          <w:rFonts w:eastAsia="Times New Roman" w:cs="Times New Roman" w:ascii="Times New Roman" w:hAnsi="Times New Roman"/>
-          <w:b/>
-          <w:bCs/>
-          <w:color w:val="DC143C"/>
-          <w:kern w:val="0"/>
-          <w:sz w:val="28"/>
-          <w:szCs w:val="28"/>
-          <w:shd w:fill="FFFFFF" w:val="clear"/>
-          <w:lang w:val="ru-RU" w:eastAsia="zh-CN" w:bidi="hi-IN"/>
-        </w:rPr>
-        <w:t>28900 р.</w:t>
-      </w:r>
-    </w:p>
-    <w:p>
-      <w:pPr>
-        <w:pStyle w:val="normal1"/>
-        <w:rPr>
-          <w:rFonts w:ascii="Times New Roman" w:hAnsi="Times New Roman" w:eastAsia="Times New Roman" w:cs="Times New Roman"/>
-          <w:sz w:val="28"/>
-          <w:szCs w:val="28"/>
-        </w:rPr>
-      </w:pPr>
-      <w:r>
-        <w:rPr>
-          <w:rFonts w:eastAsia="Times New Roman" w:cs="Times New Roman" w:ascii="Times New Roman" w:hAnsi="Times New Roman"/>
-          <w:b/>
-          <w:bCs/>
-          <w:color w:val="DC143C"/>
-          <w:kern w:val="0"/>
-          <w:sz w:val="28"/>
-          <w:szCs w:val="28"/>
-          <w:shd w:fill="FFFFFF" w:val="clear"/>
-          <w:lang w:val="ru-RU" w:eastAsia="zh-CN" w:bidi="hi-IN"/>
-        </w:rPr>
-        <w:t>С</w:t>
-      </w:r>
-      <w:r>
-        <w:rPr>
-          <w:rFonts w:eastAsia="Times New Roman" w:cs="Times New Roman" w:ascii="Times New Roman" w:hAnsi="Times New Roman"/>
-          <w:b/>
-          <w:bCs/>
-          <w:color w:val="DC143C"/>
-          <w:kern w:val="0"/>
-          <w:sz w:val="28"/>
-          <w:szCs w:val="28"/>
-          <w:shd w:fill="FFFFFF" w:val="clear"/>
-          <w:lang w:val="ru-RU" w:eastAsia="zh-CN" w:bidi="hi-IN"/>
-        </w:rPr>
-        <w:t>роки: от 7 до 10 дней</w:t>
-      </w:r>
-    </w:p>
-    <w:p>
-      <w:pPr>
-        <w:pStyle w:val="normal1"/>
-        <w:rPr>
-          <w:rFonts w:ascii="Times New Roman" w:hAnsi="Times New Roman" w:eastAsia="Times New Roman" w:cs="Times New Roman"/>
-          <w:sz w:val="28"/>
-          <w:szCs w:val="28"/>
-        </w:rPr>
-      </w:pPr>
-      <w:r>
-        <w:rPr>
-          <w:color w:val="DC143C"/>
-        </w:rPr>
-      </w:r>
-    </w:p>
-    <w:p>
-      <w:pPr>
-        <w:pStyle w:val="normal1"/>
-        <w:rPr>
-          <w:rFonts w:ascii="Times New Roman" w:hAnsi="Times New Roman" w:eastAsia="Times New Roman" w:cs="Times New Roman"/>
-          <w:sz w:val="28"/>
-          <w:szCs w:val="28"/>
-        </w:rPr>
-      </w:pPr>
-      <w:r>
-        <w:rPr/>
-      </w:r>
-    </w:p>
-    <w:p>
-      <w:pPr>
-        <w:pStyle w:val="normal1"/>
-        <w:ind w:hanging="360" w:start="425"/>
-        <w:rPr>
-          <w:rFonts w:ascii="Times New Roman" w:hAnsi="Times New Roman" w:eastAsia="Times New Roman" w:cs="Times New Roman"/>
-          <w:sz w:val="28"/>
-          <w:szCs w:val="28"/>
-        </w:rPr>
-      </w:pPr>
-      <w:r>
-        <w:rPr/>
-      </w:r>
-    </w:p>
-    <w:p>
-      <w:pPr>
-        <w:pStyle w:val="normal1"/>
-        <w:ind w:hanging="360" w:start="425"/>
-        <w:rPr>
-          <w:rFonts w:ascii="Times New Roman" w:hAnsi="Times New Roman" w:eastAsia="Times New Roman" w:cs="Times New Roman"/>
-          <w:sz w:val="28"/>
-          <w:szCs w:val="28"/>
-        </w:rPr>
-      </w:pPr>
-      <w:r>
-        <w:rPr/>
-      </w:r>
-    </w:p>
-    <w:p>
-      <w:pPr>
-        <w:pStyle w:val="Normal"/>
-        <w:bidi w:val="0"/>
-        <w:jc w:val="start"/>
-        <w:rPr>
-          <w:rFonts w:ascii="Times New Roman" w:hAnsi="Times New Roman" w:eastAsia="Times New Roman" w:cs="Times New Roman"/>
-          <w:sz w:val="28"/>
-          <w:szCs w:val="28"/>
-        </w:rPr>
-      </w:pPr>
-      <w:r>
-        <w:rPr/>
-      </w:r>
-    </w:p>
-    <w:p>
-      <w:pPr>
-        <w:pStyle w:val="Normal"/>
-        <w:bidi w:val="0"/>
-        <w:jc w:val="start"/>
-        <w:rPr>
-          <w:rFonts w:ascii="Times New Roman" w:hAnsi="Times New Roman" w:eastAsia="Times New Roman" w:cs="Times New Roman"/>
-          <w:sz w:val="28"/>
-          <w:szCs w:val="28"/>
-        </w:rPr>
-      </w:pPr>
-      <w:r>
-        <w:rPr/>
-      </w:r>
-    </w:p>
-    <w:p>
-      <w:pPr>
-        <w:pStyle w:val="Normal"/>
-        <w:bidi w:val="0"/>
-        <w:jc w:val="start"/>
-        <w:rPr>
-          <w:rFonts w:ascii="Times New Roman" w:hAnsi="Times New Roman" w:eastAsia="Times New Roman" w:cs="Times New Roman"/>
-          <w:sz w:val="28"/>
-          <w:szCs w:val="28"/>
-        </w:rPr>
-      </w:pPr>
-      <w:r>
-        <w:rPr/>
+        <w:t>Сроки: от 7 до 10 дней</w:t>
+      </w:r>
+    </w:p>
+    <w:p>
+      <w:pPr>
+        <w:pStyle w:val="normal1"/>
+        <w:rPr>
+          <w:rFonts w:ascii="Times New Roman" w:hAnsi="Times New Roman" w:eastAsia="Times New Roman" w:cs="Times New Roman"/>
+          <w:sz w:val="28"/>
+          <w:szCs w:val="28"/>
+        </w:rPr>
+      </w:pPr>
+      <w:r>
+        <w:rPr>
+          <w:rFonts w:eastAsia="Times New Roman" w:cs="Times New Roman" w:ascii="Times New Roman" w:hAnsi="Times New Roman"/>
+          <w:sz w:val="28"/>
+          <w:szCs w:val="28"/>
+        </w:rPr>
+      </w:r>
+    </w:p>
+    <w:p>
+      <w:pPr>
+        <w:pStyle w:val="normal1"/>
+        <w:rPr>
+          <w:rFonts w:ascii="Times New Roman" w:hAnsi="Times New Roman" w:eastAsia="Times New Roman" w:cs="Times New Roman"/>
+          <w:sz w:val="28"/>
+          <w:szCs w:val="28"/>
+        </w:rPr>
+      </w:pPr>
+      <w:r>
+        <w:rPr>
+          <w:rFonts w:eastAsia="Times New Roman" w:cs="Times New Roman" w:ascii="Times New Roman" w:hAnsi="Times New Roman"/>
+          <w:sz w:val="28"/>
+          <w:szCs w:val="28"/>
+        </w:rPr>
+      </w:r>
+    </w:p>
+    <w:p>
+      <w:pPr>
+        <w:pStyle w:val="normal1"/>
+        <w:ind w:hanging="360" w:start="425"/>
+        <w:rPr>
+          <w:rFonts w:ascii="Times New Roman" w:hAnsi="Times New Roman" w:eastAsia="Times New Roman" w:cs="Times New Roman"/>
+          <w:sz w:val="28"/>
+          <w:szCs w:val="28"/>
+        </w:rPr>
+      </w:pPr>
+      <w:r>
+        <w:rPr>
+          <w:rFonts w:eastAsia="Times New Roman" w:cs="Times New Roman" w:ascii="Times New Roman" w:hAnsi="Times New Roman"/>
+          <w:sz w:val="28"/>
+          <w:szCs w:val="28"/>
+        </w:rPr>
+      </w:r>
+    </w:p>
+    <w:p>
+      <w:pPr>
+        <w:pStyle w:val="normal1"/>
+        <w:ind w:hanging="360" w:start="425"/>
+        <w:rPr>
+          <w:rFonts w:ascii="Times New Roman" w:hAnsi="Times New Roman" w:eastAsia="Times New Roman" w:cs="Times New Roman"/>
+          <w:sz w:val="28"/>
+          <w:szCs w:val="28"/>
+        </w:rPr>
+      </w:pPr>
+      <w:r>
+        <w:rPr>
+          <w:rFonts w:eastAsia="Times New Roman" w:cs="Times New Roman" w:ascii="Times New Roman" w:hAnsi="Times New Roman"/>
+          <w:sz w:val="28"/>
+          <w:szCs w:val="28"/>
+        </w:rPr>
+      </w:r>
+    </w:p>
+    <w:p>
+      <w:pPr>
+        <w:pStyle w:val="Normal"/>
+        <w:bidi w:val="0"/>
+        <w:jc w:val="start"/>
+        <w:rPr>
+          <w:rFonts w:ascii="Times New Roman" w:hAnsi="Times New Roman" w:eastAsia="Times New Roman" w:cs="Times New Roman"/>
+          <w:sz w:val="28"/>
+          <w:szCs w:val="28"/>
+        </w:rPr>
+      </w:pPr>
+      <w:r>
+        <w:rPr>
+          <w:rFonts w:eastAsia="Times New Roman" w:cs="Times New Roman" w:ascii="Times New Roman" w:hAnsi="Times New Roman"/>
+          <w:sz w:val="28"/>
+          <w:szCs w:val="28"/>
+        </w:rPr>
+      </w:r>
+    </w:p>
+    <w:p>
+      <w:pPr>
+        <w:pStyle w:val="Normal"/>
+        <w:bidi w:val="0"/>
+        <w:jc w:val="start"/>
+        <w:rPr>
+          <w:rFonts w:ascii="Times New Roman" w:hAnsi="Times New Roman" w:eastAsia="Times New Roman" w:cs="Times New Roman"/>
+          <w:sz w:val="28"/>
+          <w:szCs w:val="28"/>
+        </w:rPr>
+      </w:pPr>
+      <w:r>
+        <w:rPr>
+          <w:rFonts w:eastAsia="Times New Roman" w:cs="Times New Roman" w:ascii="Times New Roman" w:hAnsi="Times New Roman"/>
+          <w:sz w:val="28"/>
+          <w:szCs w:val="28"/>
+        </w:rPr>
+      </w:r>
+    </w:p>
+    <w:p>
+      <w:pPr>
+        <w:pStyle w:val="Normal"/>
+        <w:bidi w:val="0"/>
+        <w:jc w:val="start"/>
+        <w:rPr>
+          <w:rFonts w:ascii="Times New Roman" w:hAnsi="Times New Roman" w:eastAsia="Times New Roman" w:cs="Times New Roman"/>
+          <w:sz w:val="28"/>
+          <w:szCs w:val="28"/>
+        </w:rPr>
+      </w:pPr>
+      <w:r>
+        <w:rPr>
+          <w:rFonts w:eastAsia="Times New Roman" w:cs="Times New Roman" w:ascii="Times New Roman" w:hAnsi="Times New Roman"/>
+          <w:sz w:val="28"/>
+          <w:szCs w:val="28"/>
+        </w:rPr>
       </w:r>
     </w:p>
     <w:sectPr>
@@ -2793,6 +2622,7 @@
       <w:pgNumType w:fmt="decimal"/>
       <w:formProt w:val="false"/>
       <w:textDirection w:val="lrTb"/>
+      <w:docGrid w:type="default" w:linePitch="100" w:charSpace="0"/>
     </w:sectPr>
   </w:body>
 </w:document>
@@ -3088,7 +2918,6 @@
     </w:rPrDefault>
     <w:pPrDefault>
       <w:pPr>
-        <w:widowControl/>
         <w:suppressAutoHyphens w:val="true"/>
       </w:pPr>
     </w:pPrDefault>
@@ -3098,7 +2927,10 @@
     <w:qFormat/>
     <w:pPr>
       <w:widowControl/>
+      <w:suppressAutoHyphens w:val="true"/>
       <w:bidi w:val="0"/>
+      <w:spacing w:before="0" w:after="0"/>
+      <w:jc w:val="start"/>
     </w:pPr>
     <w:rPr>
       <w:rFonts w:ascii="Liberation Serif" w:hAnsi="Liberation Serif" w:eastAsia="Noto Serif CJK SC" w:cs="Noto Sans Devanagari"/>
